--- a/LLM/OCR.docx
+++ b/LLM/OCR.docx
@@ -1,6 +1,6 @@
 
 <file path=word/document.xml><?xml version="1.0" encoding="utf-8"?>
-<w:document xmlns:wpc="http://schemas.microsoft.com/office/word/2010/wordprocessingCanvas" xmlns:cx="http://schemas.microsoft.com/office/drawing/2014/chartex" xmlns:cx1="http://schemas.microsoft.com/office/drawing/2015/9/8/chartex" xmlns:cx2="http://schemas.microsoft.com/office/drawing/2015/10/21/chartex" xmlns:cx3="http://schemas.microsoft.com/office/drawing/2016/5/9/chartex" xmlns:cx4="http://schemas.microsoft.com/office/drawing/2016/5/10/chartex" xmlns:cx5="http://schemas.microsoft.com/office/drawing/2016/5/11/chartex" xmlns:cx6="http://schemas.microsoft.com/office/drawing/2016/5/12/chartex" xmlns:cx7="http://schemas.microsoft.com/office/drawing/2016/5/13/chartex" xmlns:cx8="http://schemas.microsoft.com/office/drawing/2016/5/14/chartex" xmlns:mc="http://schemas.openxmlformats.org/markup-compatibility/2006" xmlns:aink="http://schemas.microsoft.com/office/drawing/2016/ink" xmlns:am3d="http://schemas.microsoft.com/office/drawing/2017/model3d" xmlns:o="urn:schemas-microsoft-com:office:office" xmlns:oel="http://schemas.microsoft.com/office/2019/extlst" xmlns:r="http://schemas.openxmlformats.org/officeDocument/2006/relationships" xmlns:m="http://schemas.openxmlformats.org/officeDocument/2006/math" xmlns:v="urn:schemas-microsoft-com:vml" xmlns:wp14="http://schemas.microsoft.com/office/word/2010/wordprocessingDrawing" xmlns:wp="http://schemas.openxmlformats.org/drawingml/2006/wordprocessingDrawing" xmlns:w10="urn:schemas-microsoft-com:office:word" xmlns:w="http://schemas.openxmlformats.org/wordprocessingml/2006/main" xmlns:w14="http://schemas.microsoft.com/office/word/2010/wordml" xmlns:w15="http://schemas.microsoft.com/office/word/2012/wordml" xmlns:w16cex="http://schemas.microsoft.com/office/word/2018/wordml/cex" xmlns:w16cid="http://schemas.microsoft.com/office/word/2016/wordml/cid" xmlns:w16="http://schemas.microsoft.com/office/word/2018/wordml" xmlns:w16du="http://schemas.microsoft.com/office/word/2023/wordml/word16du" xmlns:w16sdtdh="http://schemas.microsoft.com/office/word/2020/wordml/sdtdatahash" xmlns:w16se="http://schemas.microsoft.com/office/word/2015/wordml/symex" xmlns:wpg="http://schemas.microsoft.com/office/word/2010/wordprocessingGroup" xmlns:wpi="http://schemas.microsoft.com/office/word/2010/wordprocessingInk" xmlns:wne="http://schemas.microsoft.com/office/word/2006/wordml" xmlns:wps="http://schemas.microsoft.com/office/word/2010/wordprocessingShape" mc:Ignorable="w14 w15 w16se w16cid w16 w16cex w16sdtdh w16du wp14">
+<w:document xmlns:wpc="http://schemas.microsoft.com/office/word/2010/wordprocessingCanvas" xmlns:cx="http://schemas.microsoft.com/office/drawing/2014/chartex" xmlns:cx1="http://schemas.microsoft.com/office/drawing/2015/9/8/chartex" xmlns:cx2="http://schemas.microsoft.com/office/drawing/2015/10/21/chartex" xmlns:cx3="http://schemas.microsoft.com/office/drawing/2016/5/9/chartex" xmlns:cx4="http://schemas.microsoft.com/office/drawing/2016/5/10/chartex" xmlns:cx5="http://schemas.microsoft.com/office/drawing/2016/5/11/chartex" xmlns:cx6="http://schemas.microsoft.com/office/drawing/2016/5/12/chartex" xmlns:cx7="http://schemas.microsoft.com/office/drawing/2016/5/13/chartex" xmlns:cx8="http://schemas.microsoft.com/office/drawing/2016/5/14/chartex" xmlns:mc="http://schemas.openxmlformats.org/markup-compatibility/2006" xmlns:aink="http://schemas.microsoft.com/office/drawing/2016/ink" xmlns:am3d="http://schemas.microsoft.com/office/drawing/2017/model3d" xmlns:o="urn:schemas-microsoft-com:office:office" xmlns:oel="http://schemas.microsoft.com/office/2019/extlst" xmlns:r="http://schemas.openxmlformats.org/officeDocument/2006/relationships" xmlns:m="http://schemas.openxmlformats.org/officeDocument/2006/math" xmlns:v="urn:schemas-microsoft-com:vml" xmlns:wp14="http://schemas.microsoft.com/office/word/2010/wordprocessingDrawing" xmlns:wp="http://schemas.openxmlformats.org/drawingml/2006/wordprocessingDrawing" xmlns:w10="urn:schemas-microsoft-com:office:word" xmlns:w="http://schemas.openxmlformats.org/wordprocessingml/2006/main" xmlns:w14="http://schemas.microsoft.com/office/word/2010/wordml" xmlns:w15="http://schemas.microsoft.com/office/word/2012/wordml" xmlns:w16cex="http://schemas.microsoft.com/office/word/2018/wordml/cex" xmlns:w16cid="http://schemas.microsoft.com/office/word/2016/wordml/cid" xmlns:w16="http://schemas.microsoft.com/office/word/2018/wordml" xmlns:w16du="http://schemas.microsoft.com/office/word/2023/wordml/word16du" xmlns:w16sdtdh="http://schemas.microsoft.com/office/word/2020/wordml/sdtdatahash" xmlns:w16sdtfl="http://schemas.microsoft.com/office/word/2024/wordml/sdtformatlock" xmlns:w16se="http://schemas.microsoft.com/office/word/2015/wordml/symex" xmlns:wpg="http://schemas.microsoft.com/office/word/2010/wordprocessingGroup" xmlns:wpi="http://schemas.microsoft.com/office/word/2010/wordprocessingInk" xmlns:wne="http://schemas.microsoft.com/office/word/2006/wordml" xmlns:wps="http://schemas.microsoft.com/office/word/2010/wordprocessingShape" mc:Ignorable="w14 w15 w16se w16cid w16 w16cex w16sdtdh w16sdtfl w16du wp14">
   <w:body>
     <w:p>
       <w:pPr>
@@ -21,20 +21,8 @@
           <w:szCs w:val="32"/>
           <w:u w:val="single"/>
         </w:rPr>
-        <w:t xml:space="preserve">Create the Virtual </w:t>
-      </w:r>
-      <w:proofErr w:type="spellStart"/>
-      <w:r>
-        <w:rPr>
-          <w:b/>
-          <w:bCs/>
-          <w:sz w:val="32"/>
-          <w:szCs w:val="32"/>
-          <w:u w:val="single"/>
-        </w:rPr>
-        <w:t>Envoirment</w:t>
-      </w:r>
-      <w:proofErr w:type="spellEnd"/>
+        <w:t>Create the Virtual Envoirment</w:t>
+      </w:r>
     </w:p>
     <w:p/>
     <w:p>
@@ -52,55 +40,25 @@
         <w:rPr>
           <w:rFonts w:ascii="Courier New" w:hAnsi="Courier New" w:cs="Courier New"/>
         </w:rPr>
-        <w:t xml:space="preserve">python -m </w:t>
-      </w:r>
-      <w:proofErr w:type="spellStart"/>
-      <w:r>
+        <w:t>python -m venv ocr_project</w:t>
+      </w:r>
+    </w:p>
+    <w:p>
+      <w:pPr>
+        <w:pStyle w:val="ListParagraph"/>
+        <w:numPr>
+          <w:ilvl w:val="0"/>
+          <w:numId w:val="4"/>
+        </w:numPr>
         <w:rPr>
           <w:rFonts w:ascii="Courier New" w:hAnsi="Courier New" w:cs="Courier New"/>
         </w:rPr>
-        <w:t>venv</w:t>
-      </w:r>
-      <w:proofErr w:type="spellEnd"/>
+      </w:pPr>
       <w:r>
         <w:rPr>
           <w:rFonts w:ascii="Courier New" w:hAnsi="Courier New" w:cs="Courier New"/>
         </w:rPr>
-        <w:t xml:space="preserve"> </w:t>
-      </w:r>
-      <w:proofErr w:type="spellStart"/>
-      <w:r>
-        <w:rPr>
-          <w:rFonts w:ascii="Courier New" w:hAnsi="Courier New" w:cs="Courier New"/>
-        </w:rPr>
-        <w:t>ocr_project</w:t>
-      </w:r>
-      <w:proofErr w:type="spellEnd"/>
-    </w:p>
-    <w:p>
-      <w:pPr>
-        <w:pStyle w:val="ListParagraph"/>
-        <w:numPr>
-          <w:ilvl w:val="0"/>
-          <w:numId w:val="4"/>
-        </w:numPr>
-        <w:rPr>
-          <w:rFonts w:ascii="Courier New" w:hAnsi="Courier New" w:cs="Courier New"/>
-        </w:rPr>
-      </w:pPr>
-      <w:proofErr w:type="spellStart"/>
-      <w:r>
-        <w:rPr>
-          <w:rFonts w:ascii="Courier New" w:hAnsi="Courier New" w:cs="Courier New"/>
-        </w:rPr>
-        <w:t>ocr_project</w:t>
-      </w:r>
-      <w:proofErr w:type="spellEnd"/>
-      <w:r>
-        <w:rPr>
-          <w:rFonts w:ascii="Courier New" w:hAnsi="Courier New" w:cs="Courier New"/>
-        </w:rPr>
-        <w:t>\Scripts\activate</w:t>
+        <w:t>ocr_project\Scripts\activate</w:t>
       </w:r>
     </w:p>
     <w:p>
@@ -147,15 +105,7 @@
         </w:numPr>
       </w:pPr>
       <w:r>
-        <w:t xml:space="preserve">pip install </w:t>
-      </w:r>
-      <w:proofErr w:type="spellStart"/>
-      <w:r>
-        <w:t>opencv</w:t>
-      </w:r>
-      <w:proofErr w:type="spellEnd"/>
-      <w:r>
-        <w:t>-python</w:t>
+        <w:t>pip install opencv-python</w:t>
       </w:r>
     </w:p>
     <w:p>
@@ -167,13 +117,8 @@
         </w:numPr>
       </w:pPr>
       <w:r>
-        <w:t xml:space="preserve">pip install </w:t>
-      </w:r>
-      <w:proofErr w:type="spellStart"/>
-      <w:r>
-        <w:t>pytesseract</w:t>
-      </w:r>
-      <w:proofErr w:type="spellEnd"/>
+        <w:t>pip install pytesseract</w:t>
+      </w:r>
     </w:p>
     <w:p>
       <w:pPr>
@@ -184,15 +129,7 @@
         </w:numPr>
       </w:pPr>
       <w:r>
-        <w:t xml:space="preserve">for </w:t>
-      </w:r>
-      <w:proofErr w:type="spellStart"/>
-      <w:r>
-        <w:t>pytesseract</w:t>
-      </w:r>
-      <w:proofErr w:type="spellEnd"/>
-      <w:r>
-        <w:t xml:space="preserve"> visit this -&gt; </w:t>
+        <w:t xml:space="preserve">for pytesseract visit this -&gt; </w:t>
       </w:r>
       <w:hyperlink r:id="rId5" w:history="1">
         <w:r>
@@ -315,13 +252,8 @@
         </w:numPr>
       </w:pPr>
       <w:r>
-        <w:t xml:space="preserve">Rotation / </w:t>
-      </w:r>
-      <w:proofErr w:type="spellStart"/>
-      <w:r>
-        <w:t>Deskewing</w:t>
-      </w:r>
-      <w:proofErr w:type="spellEnd"/>
+        <w:t>Rotation / Deskewing</w:t>
+      </w:r>
     </w:p>
     <w:p>
       <w:pPr>
@@ -394,19 +326,8 @@
           <w:sz w:val="28"/>
           <w:szCs w:val="28"/>
         </w:rPr>
-        <w:t xml:space="preserve">OpenCV </w:t>
-      </w:r>
-      <w:proofErr w:type="gramStart"/>
-      <w:r>
-        <w:rPr>
-          <w:b/>
-          <w:bCs/>
-          <w:sz w:val="28"/>
-          <w:szCs w:val="28"/>
-        </w:rPr>
-        <w:t>Library :</w:t>
-      </w:r>
-      <w:proofErr w:type="gramEnd"/>
+        <w:t>OpenCV Library :</w:t>
+      </w:r>
     </w:p>
     <w:p>
       <w:r>
@@ -414,23 +335,7 @@
           <w:b/>
           <w:bCs/>
         </w:rPr>
-        <w:t>OpenCV (</w:t>
-      </w:r>
-      <w:proofErr w:type="gramStart"/>
-      <w:r>
-        <w:rPr>
-          <w:b/>
-          <w:bCs/>
-        </w:rPr>
-        <w:t>Open Source</w:t>
-      </w:r>
-      <w:proofErr w:type="gramEnd"/>
-      <w:r>
-        <w:rPr>
-          <w:b/>
-          <w:bCs/>
-        </w:rPr>
-        <w:t xml:space="preserve"> Computer Vision Library)</w:t>
+        <w:t>OpenCV (Open Source Computer Vision Library)</w:t>
       </w:r>
       <w:r>
         <w:t xml:space="preserve"> is an open-source computer vision and machine learning software library. It provides tools and functionalities to process images and videos, enabling tasks like object detection, face recognition, image segmentation, video analysis, and more.</w:t>
@@ -577,17 +482,7 @@
           <w:sz w:val="28"/>
           <w:szCs w:val="28"/>
         </w:rPr>
-        <w:t xml:space="preserve">Inverted </w:t>
-      </w:r>
-      <w:proofErr w:type="gramStart"/>
-      <w:r>
-        <w:rPr>
-          <w:b/>
-          <w:bCs/>
-          <w:sz w:val="28"/>
-          <w:szCs w:val="28"/>
-        </w:rPr>
-        <w:t>Image</w:t>
+        <w:t>Inverted Image</w:t>
       </w:r>
       <w:r>
         <w:rPr>
@@ -596,7 +491,6 @@
         </w:rPr>
         <w:t xml:space="preserve"> :</w:t>
       </w:r>
-      <w:proofErr w:type="gramEnd"/>
     </w:p>
     <w:p>
       <w:r>
@@ -610,31 +504,7 @@
         <w:t>inverted image</w:t>
       </w:r>
       <w:r>
-        <w:t xml:space="preserve"> is an image where the </w:t>
-      </w:r>
-      <w:proofErr w:type="spellStart"/>
-      <w:r>
-        <w:t>colors</w:t>
-      </w:r>
-      <w:proofErr w:type="spellEnd"/>
-      <w:r>
-        <w:t xml:space="preserve"> or intensity values are reversed, creating a "negative" effect. In the case of grayscale images, bright areas become dark and dark areas become bright. For </w:t>
-      </w:r>
-      <w:proofErr w:type="spellStart"/>
-      <w:r>
-        <w:t>colored</w:t>
-      </w:r>
-      <w:proofErr w:type="spellEnd"/>
-      <w:r>
-        <w:t xml:space="preserve"> images, the inversion is performed on each </w:t>
-      </w:r>
-      <w:proofErr w:type="spellStart"/>
-      <w:r>
-        <w:t>color</w:t>
-      </w:r>
-      <w:proofErr w:type="spellEnd"/>
-      <w:r>
-        <w:t xml:space="preserve"> channel (Red, Green, Blue), resulting in complementary colors.</w:t>
+        <w:t xml:space="preserve"> is an image where the colors or intensity values are reversed, creating a "negative" effect. In the case of grayscale images, bright areas become dark and dark areas become bright. For colored images, the inversion is performed on each color channel (Red, Green, Blue), resulting in complementary colors.</w:t>
       </w:r>
       <w:r>
         <w:t>1999</w:t>
@@ -642,7 +512,11 @@
     </w:p>
     <w:p/>
     <w:p/>
-    <w:p/>
+    <w:p>
+      <w:r>
+        <w:t>Tnis is new addition ok</w:t>
+      </w:r>
+    </w:p>
     <w:p/>
     <w:p/>
     <w:p/>
@@ -663,7 +537,7 @@
 </file>
 
 <file path=word/numbering.xml><?xml version="1.0" encoding="utf-8"?>
-<w:numbering xmlns:wpc="http://schemas.microsoft.com/office/word/2010/wordprocessingCanvas" xmlns:cx="http://schemas.microsoft.com/office/drawing/2014/chartex" xmlns:cx1="http://schemas.microsoft.com/office/drawing/2015/9/8/chartex" xmlns:cx2="http://schemas.microsoft.com/office/drawing/2015/10/21/chartex" xmlns:cx3="http://schemas.microsoft.com/office/drawing/2016/5/9/chartex" xmlns:cx4="http://schemas.microsoft.com/office/drawing/2016/5/10/chartex" xmlns:cx5="http://schemas.microsoft.com/office/drawing/2016/5/11/chartex" xmlns:cx6="http://schemas.microsoft.com/office/drawing/2016/5/12/chartex" xmlns:cx7="http://schemas.microsoft.com/office/drawing/2016/5/13/chartex" xmlns:cx8="http://schemas.microsoft.com/office/drawing/2016/5/14/chartex" xmlns:mc="http://schemas.openxmlformats.org/markup-compatibility/2006" xmlns:aink="http://schemas.microsoft.com/office/drawing/2016/ink" xmlns:am3d="http://schemas.microsoft.com/office/drawing/2017/model3d" xmlns:o="urn:schemas-microsoft-com:office:office" xmlns:oel="http://schemas.microsoft.com/office/2019/extlst" xmlns:r="http://schemas.openxmlformats.org/officeDocument/2006/relationships" xmlns:m="http://schemas.openxmlformats.org/officeDocument/2006/math" xmlns:v="urn:schemas-microsoft-com:vml" xmlns:wp14="http://schemas.microsoft.com/office/word/2010/wordprocessingDrawing" xmlns:wp="http://schemas.openxmlformats.org/drawingml/2006/wordprocessingDrawing" xmlns:w10="urn:schemas-microsoft-com:office:word" xmlns:w="http://schemas.openxmlformats.org/wordprocessingml/2006/main" xmlns:w14="http://schemas.microsoft.com/office/word/2010/wordml" xmlns:w15="http://schemas.microsoft.com/office/word/2012/wordml" xmlns:w16cex="http://schemas.microsoft.com/office/word/2018/wordml/cex" xmlns:w16cid="http://schemas.microsoft.com/office/word/2016/wordml/cid" xmlns:w16="http://schemas.microsoft.com/office/word/2018/wordml" xmlns:w16du="http://schemas.microsoft.com/office/word/2023/wordml/word16du" xmlns:w16sdtdh="http://schemas.microsoft.com/office/word/2020/wordml/sdtdatahash" xmlns:w16se="http://schemas.microsoft.com/office/word/2015/wordml/symex" xmlns:wpg="http://schemas.microsoft.com/office/word/2010/wordprocessingGroup" xmlns:wpi="http://schemas.microsoft.com/office/word/2010/wordprocessingInk" xmlns:wne="http://schemas.microsoft.com/office/word/2006/wordml" xmlns:wps="http://schemas.microsoft.com/office/word/2010/wordprocessingShape" mc:Ignorable="w14 w15 w16se w16cid w16 w16cex w16sdtdh w16du wp14">
+<w:numbering xmlns:wpc="http://schemas.microsoft.com/office/word/2010/wordprocessingCanvas" xmlns:cx="http://schemas.microsoft.com/office/drawing/2014/chartex" xmlns:cx1="http://schemas.microsoft.com/office/drawing/2015/9/8/chartex" xmlns:cx2="http://schemas.microsoft.com/office/drawing/2015/10/21/chartex" xmlns:cx3="http://schemas.microsoft.com/office/drawing/2016/5/9/chartex" xmlns:cx4="http://schemas.microsoft.com/office/drawing/2016/5/10/chartex" xmlns:cx5="http://schemas.microsoft.com/office/drawing/2016/5/11/chartex" xmlns:cx6="http://schemas.microsoft.com/office/drawing/2016/5/12/chartex" xmlns:cx7="http://schemas.microsoft.com/office/drawing/2016/5/13/chartex" xmlns:cx8="http://schemas.microsoft.com/office/drawing/2016/5/14/chartex" xmlns:mc="http://schemas.openxmlformats.org/markup-compatibility/2006" xmlns:aink="http://schemas.microsoft.com/office/drawing/2016/ink" xmlns:am3d="http://schemas.microsoft.com/office/drawing/2017/model3d" xmlns:o="urn:schemas-microsoft-com:office:office" xmlns:oel="http://schemas.microsoft.com/office/2019/extlst" xmlns:r="http://schemas.openxmlformats.org/officeDocument/2006/relationships" xmlns:m="http://schemas.openxmlformats.org/officeDocument/2006/math" xmlns:v="urn:schemas-microsoft-com:vml" xmlns:wp14="http://schemas.microsoft.com/office/word/2010/wordprocessingDrawing" xmlns:wp="http://schemas.openxmlformats.org/drawingml/2006/wordprocessingDrawing" xmlns:w10="urn:schemas-microsoft-com:office:word" xmlns:w="http://schemas.openxmlformats.org/wordprocessingml/2006/main" xmlns:w14="http://schemas.microsoft.com/office/word/2010/wordml" xmlns:w15="http://schemas.microsoft.com/office/word/2012/wordml" xmlns:w16cex="http://schemas.microsoft.com/office/word/2018/wordml/cex" xmlns:w16cid="http://schemas.microsoft.com/office/word/2016/wordml/cid" xmlns:w16="http://schemas.microsoft.com/office/word/2018/wordml" xmlns:w16du="http://schemas.microsoft.com/office/word/2023/wordml/word16du" xmlns:w16sdtdh="http://schemas.microsoft.com/office/word/2020/wordml/sdtdatahash" xmlns:w16sdtfl="http://schemas.microsoft.com/office/word/2024/wordml/sdtformatlock" xmlns:w16se="http://schemas.microsoft.com/office/word/2015/wordml/symex" xmlns:wpg="http://schemas.microsoft.com/office/word/2010/wordprocessingGroup" xmlns:wpi="http://schemas.microsoft.com/office/word/2010/wordprocessingInk" xmlns:wne="http://schemas.microsoft.com/office/word/2006/wordml" xmlns:wps="http://schemas.microsoft.com/office/word/2010/wordprocessingShape" mc:Ignorable="w14 w15 w16se w16cid w16 w16cex w16sdtdh w16sdtfl w16du wp14">
   <w:abstractNum w:abstractNumId="0" w15:restartNumberingAfterBreak="0">
     <w:nsid w:val="05345281"/>
     <w:multiLevelType w:val="hybridMultilevel"/>
@@ -1686,21 +1560,12 @@
   </w:num>
   <w:num w:numId="10" w16cid:durableId="934751955">
     <w:abstractNumId w:val="8"/>
-    <w:lvlOverride w:ilvl="0"/>
-    <w:lvlOverride w:ilvl="1"/>
-    <w:lvlOverride w:ilvl="2"/>
-    <w:lvlOverride w:ilvl="3"/>
-    <w:lvlOverride w:ilvl="4"/>
-    <w:lvlOverride w:ilvl="5"/>
-    <w:lvlOverride w:ilvl="6"/>
-    <w:lvlOverride w:ilvl="7"/>
-    <w:lvlOverride w:ilvl="8"/>
   </w:num>
 </w:numbering>
 </file>
 
 <file path=word/styles.xml><?xml version="1.0" encoding="utf-8"?>
-<w:styles xmlns:mc="http://schemas.openxmlformats.org/markup-compatibility/2006" xmlns:r="http://schemas.openxmlformats.org/officeDocument/2006/relationships" xmlns:w="http://schemas.openxmlformats.org/wordprocessingml/2006/main" xmlns:w14="http://schemas.microsoft.com/office/word/2010/wordml" xmlns:w15="http://schemas.microsoft.com/office/word/2012/wordml" xmlns:w16cex="http://schemas.microsoft.com/office/word/2018/wordml/cex" xmlns:w16cid="http://schemas.microsoft.com/office/word/2016/wordml/cid" xmlns:w16="http://schemas.microsoft.com/office/word/2018/wordml" xmlns:w16du="http://schemas.microsoft.com/office/word/2023/wordml/word16du" xmlns:w16sdtdh="http://schemas.microsoft.com/office/word/2020/wordml/sdtdatahash" xmlns:w16se="http://schemas.microsoft.com/office/word/2015/wordml/symex" mc:Ignorable="w14 w15 w16se w16cid w16 w16cex w16sdtdh w16du">
+<w:styles xmlns:mc="http://schemas.openxmlformats.org/markup-compatibility/2006" xmlns:r="http://schemas.openxmlformats.org/officeDocument/2006/relationships" xmlns:w="http://schemas.openxmlformats.org/wordprocessingml/2006/main" xmlns:w14="http://schemas.microsoft.com/office/word/2010/wordml" xmlns:w15="http://schemas.microsoft.com/office/word/2012/wordml" xmlns:w16cex="http://schemas.microsoft.com/office/word/2018/wordml/cex" xmlns:w16cid="http://schemas.microsoft.com/office/word/2016/wordml/cid" xmlns:w16="http://schemas.microsoft.com/office/word/2018/wordml" xmlns:w16du="http://schemas.microsoft.com/office/word/2023/wordml/word16du" xmlns:w16sdtdh="http://schemas.microsoft.com/office/word/2020/wordml/sdtdatahash" xmlns:w16sdtfl="http://schemas.microsoft.com/office/word/2024/wordml/sdtformatlock" xmlns:w16se="http://schemas.microsoft.com/office/word/2015/wordml/symex" mc:Ignorable="w14 w15 w16se w16cid w16 w16cex w16sdtdh w16sdtfl w16du">
   <w:docDefaults>
     <w:rPrDefault>
       <w:rPr>
@@ -2104,6 +1969,7 @@
   <w:style w:type="character" w:default="1" w:styleId="DefaultParagraphFont">
     <w:name w:val="Default Paragraph Font"/>
     <w:uiPriority w:val="1"/>
+    <w:semiHidden/>
     <w:unhideWhenUsed/>
   </w:style>
   <w:style w:type="table" w:default="1" w:styleId="TableNormal">
